--- a/data/revised_2026-10_full/outputs/v2/Biology/SS1.3_Cell_Biology/Biology_Cell_Biology_FinalExplanation.docx
+++ b/data/revised_2026-10_full/outputs/v2/Biology/SS1.3_Cell_Biology/Biology_Cell_Biology_FinalExplanation.docx
@@ -2091,7 +2091,7 @@
         </w:rPr>
         <w:t xml:space="preserve">© 2026 SeaVuria and ARES. This work is licensed under a </w:t>
       </w:r>
-      <w:hyperlink w:history="1" r:id="rIdgysxsvjponkznhf6q1xql">
+      <w:hyperlink w:history="1" r:id="rIdmifai8e3nf17styisyatq">
         <w:r>
           <w:rPr>
             <w:rFonts w:ascii="Arial" w:cs="Arial" w:eastAsia="Arial" w:hAnsi="Arial"/>
@@ -2111,7 +2111,7 @@
         </w:rPr>
         <w:t xml:space="preserve"> (</w:t>
       </w:r>
-      <w:hyperlink w:history="1" r:id="rIdbedeljyht5fe_znk11fcu">
+      <w:hyperlink w:history="1" r:id="rIdgckbtxauozkdefd5nf3c7">
         <w:r>
           <w:rPr>
             <w:rFonts w:ascii="Arial" w:cs="Arial" w:eastAsia="Arial" w:hAnsi="Arial"/>
@@ -2131,7 +2131,7 @@
         </w:rPr>
         <w:t xml:space="preserve">). To view a copy of this license, visit </w:t>
       </w:r>
-      <w:hyperlink w:history="1" r:id="rIda_ygp2vqt0tkszhmwd-ly">
+      <w:hyperlink w:history="1" r:id="rId9jp8nbpc-zkamvpcczg2o">
         <w:r>
           <w:rPr>
             <w:rFonts w:ascii="Arial" w:cs="Arial" w:eastAsia="Arial" w:hAnsi="Arial"/>
